--- a/When Overall AUC Hides Miscalibration/manuscript-pack/manuscript/When Overall AUC Hides Miscalibration - Evaluating Knowledge Tracing on Rarely Practiced Knowledge Components_redline.docx
+++ b/When Overall AUC Hides Miscalibration/manuscript-pack/manuscript/When Overall AUC Hides Miscalibration - Evaluating Knowledge Tracing on Rarely Practiced Knowledge Components_redline.docx
@@ -8864,7 +8864,7 @@
       </w:pPr>
       <w:r>
         <w:pict w14:anchorId="6205C121">
-          <v:shape id="_x0000_i1027" type="#_x0000_t75" style="width:384.5pt;height:356.5pt">
+          <v:shape id="_x0000_i1027" type="#_x0000_t75" style="width:432pt;height:198pt">
             <v:imagedata r:id="rId17" o:title="fig2_reliability_p0"/>
             <o:lock v:ext="edit" aspectratio="f"/>
           </v:shape>
